--- a/04. Hồ sơ nghiệm thu - MẪU/12. Quyết định công nhận kết quả đề tài.docx
+++ b/04. Hồ sơ nghiệm thu - MẪU/12. Quyết định công nhận kết quả đề tài.docx
@@ -83,37 +83,26 @@
               </w:rPr>
             </w:pPr>
             <w:r>
-              <w:t>Số</w:t>
+              <w:t>Số:      /QĐ-YHUD/{{NAM}}</w:t>
             </w:r>
             <w:r>
               <w:rPr>
                 <w:lang w:val="vi-VN"/>
               </w:rPr>
-              <w:t>:</w:t>
-            </w:r>
-            <w:r>
-              <w:t xml:space="preserve">     </w:t>
-            </w:r>
-            <w:r>
-              <w:t xml:space="preserve"> </w:t>
-            </w:r>
+            </w:r>
+            <w:r/>
+            <w:r/>
             <w:r>
               <w:rPr>
                 <w:lang w:val="vi-VN"/>
               </w:rPr>
-              <w:t>/</w:t>
-            </w:r>
-            <w:r>
-              <w:t>QĐ-YHUD/</w:t>
-            </w:r>
-            <w:r>
-              <w:t>20</w:t>
-            </w:r>
+            </w:r>
+            <w:r/>
+            <w:r/>
             <w:r>
               <w:rPr>
                 <w:color w:val="FF0000"/>
               </w:rPr>
-              <w:t>xx</w:t>
             </w:r>
           </w:p>
         </w:tc>
@@ -206,50 +195,43 @@
               <w:rPr>
                 <w:i/>
               </w:rPr>
-              <w:t xml:space="preserve">Hà Nội, ngày </w:t>
+              <w:t>Hà Nội, ngày …. tháng …. năm {{NAM}}</w:t>
             </w:r>
             <w:r>
               <w:rPr>
                 <w:i/>
               </w:rPr>
-              <w:t>….</w:t>
             </w:r>
             <w:r>
               <w:rPr>
                 <w:i/>
               </w:rPr>
-              <w:t xml:space="preserve"> tháng</w:t>
             </w:r>
             <w:r>
               <w:rPr>
                 <w:i/>
               </w:rPr>
-              <w:t xml:space="preserve"> </w:t>
             </w:r>
             <w:r>
               <w:rPr>
                 <w:i/>
               </w:rPr>
-              <w:t>….</w:t>
             </w:r>
             <w:r>
               <w:rPr>
                 <w:i/>
               </w:rPr>
-              <w:t xml:space="preserve"> năm </w:t>
             </w:r>
             <w:r>
               <w:rPr>
                 <w:i/>
               </w:rPr>
-              <w:t>20</w:t>
             </w:r>
             <w:r>
               <w:rPr>
                 <w:i/>
                 <w:color w:val="FF0000"/>
               </w:rPr>
-              <w:t>xx</w:t>
             </w:r>
           </w:p>
         </w:tc>
@@ -290,7 +272,7 @@
           <w:sz w:val="28"/>
           <w:szCs w:val="28"/>
         </w:rPr>
-        <w:t>Về việc công nhận kết quả nghiên cứu khoa</w:t>
+        <w:t>Về việc công nhận kết quả nghiên cứu khoa học năm {{NAM}}</w:t>
       </w:r>
       <w:r>
         <w:rPr>
@@ -298,7 +280,6 @@
           <w:sz w:val="28"/>
           <w:szCs w:val="28"/>
         </w:rPr>
-        <w:t xml:space="preserve"> học năm </w:t>
       </w:r>
       <w:r>
         <w:rPr>
@@ -306,7 +287,6 @@
           <w:sz w:val="28"/>
           <w:szCs w:val="28"/>
         </w:rPr>
-        <w:t>20</w:t>
       </w:r>
       <w:r>
         <w:rPr>
@@ -315,7 +295,6 @@
           <w:sz w:val="28"/>
           <w:szCs w:val="28"/>
         </w:rPr>
-        <w:t>XX</w:t>
       </w:r>
     </w:p>
     <w:p>
@@ -971,7 +950,7 @@
           <w:szCs w:val="26"/>
           <w:lang w:val="vi-VN"/>
         </w:rPr>
-        <w:t>Điều 1</w:t>
+        <w:t xml:space="preserve">Điều 1. Nay công nhận kết quả nghiên cứu khoa học “{{TEN_DE_TAI}}” của Viện Y học ứng dụng Việt Nam. </w:t>
       </w:r>
       <w:r>
         <w:rPr>
@@ -981,7 +960,6 @@
           <w:szCs w:val="26"/>
           <w:lang w:val="vi-VN"/>
         </w:rPr>
-        <w:t>.</w:t>
       </w:r>
       <w:r>
         <w:rPr>
@@ -991,7 +969,6 @@
           <w:szCs w:val="26"/>
           <w:lang w:val="vi-VN"/>
         </w:rPr>
-        <w:t xml:space="preserve"> </w:t>
       </w:r>
       <w:r>
         <w:rPr>
@@ -1001,7 +978,6 @@
           <w:szCs w:val="26"/>
           <w:lang w:val="vi-VN"/>
         </w:rPr>
-        <w:t xml:space="preserve">Nay </w:t>
       </w:r>
       <w:r>
         <w:rPr>
@@ -1011,7 +987,6 @@
           <w:szCs w:val="26"/>
           <w:lang w:val="vi-VN"/>
         </w:rPr>
-        <w:t xml:space="preserve">công nhận kết quả </w:t>
       </w:r>
       <w:r>
         <w:rPr>
@@ -1021,7 +996,6 @@
           <w:szCs w:val="26"/>
           <w:lang w:val="vi-VN"/>
         </w:rPr>
-        <w:t>nghiên cứu</w:t>
       </w:r>
       <w:r>
         <w:rPr>
@@ -1031,7 +1005,6 @@
           <w:szCs w:val="26"/>
           <w:lang w:val="vi-VN"/>
         </w:rPr>
-        <w:t xml:space="preserve"> </w:t>
       </w:r>
       <w:r>
         <w:rPr>
@@ -1041,7 +1014,6 @@
           <w:szCs w:val="26"/>
           <w:lang w:val="vi-VN"/>
         </w:rPr>
-        <w:t xml:space="preserve">khoa học </w:t>
       </w:r>
       <w:r>
         <w:rPr>
@@ -1053,7 +1025,6 @@
           <w:szCs w:val="26"/>
           <w:lang w:val="vi-VN"/>
         </w:rPr>
-        <w:t>“</w:t>
       </w:r>
       <w:r>
         <w:rPr>
@@ -1066,7 +1037,6 @@
           <w:szCs w:val="26"/>
           <w:lang w:val="pt-PT"/>
         </w:rPr>
-        <w:t>Tên đề tài</w:t>
       </w:r>
       <w:r>
         <w:rPr>
@@ -1078,7 +1048,6 @@
           <w:szCs w:val="26"/>
           <w:lang w:val="vi-VN"/>
         </w:rPr>
-        <w:t>”</w:t>
       </w:r>
       <w:r>
         <w:rPr>
@@ -1088,7 +1057,6 @@
           <w:szCs w:val="26"/>
           <w:lang w:val="vi-VN"/>
         </w:rPr>
-        <w:t xml:space="preserve"> </w:t>
       </w:r>
       <w:r>
         <w:rPr>
@@ -1098,7 +1066,6 @@
           <w:szCs w:val="26"/>
           <w:lang w:val="vi-VN"/>
         </w:rPr>
-        <w:t xml:space="preserve">của </w:t>
       </w:r>
       <w:r>
         <w:rPr>
@@ -1108,7 +1075,6 @@
           <w:szCs w:val="26"/>
           <w:lang w:val="vi-VN"/>
         </w:rPr>
-        <w:t xml:space="preserve">Viện </w:t>
       </w:r>
       <w:r>
         <w:rPr>
@@ -1118,7 +1084,6 @@
           <w:szCs w:val="26"/>
           <w:lang w:val="vi-VN"/>
         </w:rPr>
-        <w:t xml:space="preserve">Y </w:t>
       </w:r>
       <w:r>
         <w:rPr>
@@ -1128,7 +1093,6 @@
           <w:szCs w:val="26"/>
           <w:lang w:val="vi-VN"/>
         </w:rPr>
-        <w:t>học ứng dụng</w:t>
       </w:r>
       <w:r>
         <w:rPr>
@@ -1138,7 +1102,6 @@
           <w:szCs w:val="26"/>
           <w:lang w:val="vi-VN"/>
         </w:rPr>
-        <w:t xml:space="preserve"> Việt Nam</w:t>
       </w:r>
       <w:r>
         <w:rPr>
@@ -1148,7 +1111,6 @@
           <w:szCs w:val="26"/>
           <w:lang w:val="vi-VN"/>
         </w:rPr>
-        <w:t>.</w:t>
       </w:r>
       <w:r>
         <w:rPr>
@@ -1158,7 +1120,6 @@
           <w:szCs w:val="26"/>
           <w:lang w:val="vi-VN"/>
         </w:rPr>
-        <w:t xml:space="preserve"> </w:t>
       </w:r>
     </w:p>
     <w:p>

--- a/04. Hồ sơ nghiệm thu - MẪU/12. Quyết định công nhận kết quả đề tài.docx
+++ b/04. Hồ sơ nghiệm thu - MẪU/12. Quyết định công nhận kết quả đề tài.docx
@@ -1,6 +1,6 @@
 
 <file path=word/document.xml><?xml version="1.0" encoding="utf-8"?>
-<w:document xmlns:wpc="http://schemas.microsoft.com/office/word/2010/wordprocessingCanvas" xmlns:cx="http://schemas.microsoft.com/office/drawing/2014/chartex" xmlns:cx1="http://schemas.microsoft.com/office/drawing/2015/9/8/chartex" xmlns:cx2="http://schemas.microsoft.com/office/drawing/2015/10/21/chartex" xmlns:cx3="http://schemas.microsoft.com/office/drawing/2016/5/9/chartex" xmlns:cx4="http://schemas.microsoft.com/office/drawing/2016/5/10/chartex" xmlns:cx5="http://schemas.microsoft.com/office/drawing/2016/5/11/chartex" xmlns:cx6="http://schemas.microsoft.com/office/drawing/2016/5/12/chartex" xmlns:cx7="http://schemas.microsoft.com/office/drawing/2016/5/13/chartex" xmlns:cx8="http://schemas.microsoft.com/office/drawing/2016/5/14/chartex" xmlns:mc="http://schemas.openxmlformats.org/markup-compatibility/2006" xmlns:aink="http://schemas.microsoft.com/office/drawing/2016/ink" xmlns:am3d="http://schemas.microsoft.com/office/drawing/2017/model3d" xmlns:o="urn:schemas-microsoft-com:office:office" xmlns:oel="http://schemas.microsoft.com/office/2019/extlst" xmlns:r="http://schemas.openxmlformats.org/officeDocument/2006/relationships" xmlns:m="http://schemas.openxmlformats.org/officeDocument/2006/math" xmlns:v="urn:schemas-microsoft-com:vml" xmlns:wp14="http://schemas.microsoft.com/office/word/2010/wordprocessingDrawing" xmlns:wp="http://schemas.openxmlformats.org/drawingml/2006/wordprocessingDrawing" xmlns:w10="urn:schemas-microsoft-com:office:word" xmlns:w="http://schemas.openxmlformats.org/wordprocessingml/2006/main" xmlns:w14="http://schemas.microsoft.com/office/word/2010/wordml" xmlns:w15="http://schemas.microsoft.com/office/word/2012/wordml" xmlns:w16cei="http://schemas.microsoft.com/office/word/2026/wordml/cei" xmlns:w16cex="http://schemas.microsoft.com/office/word/2018/wordml/cex" xmlns:w16cid="http://schemas.microsoft.com/office/word/2016/wordml/cid" xmlns:w16="http://schemas.microsoft.com/office/word/2018/wordml" xmlns:w16du="http://schemas.microsoft.com/office/word/2023/wordml/word16du" xmlns:w16sdtdh="http://schemas.microsoft.com/office/word/2020/wordml/sdtdatahash" xmlns:w16sdtfl="http://schemas.microsoft.com/office/word/2024/wordml/sdtformatlock" xmlns:w16se="http://schemas.microsoft.com/office/word/2015/wordml/symex" xmlns:wpg="http://schemas.microsoft.com/office/word/2010/wordprocessingGroup" xmlns:wpi="http://schemas.microsoft.com/office/word/2010/wordprocessingInk" xmlns:wne="http://schemas.microsoft.com/office/word/2006/wordml" xmlns:wps="http://schemas.microsoft.com/office/word/2010/wordprocessingShape" mc:Ignorable="w14 w15 w16se w16cid w16 w16cex w16sdtdh w16sdtfl w16du wp14">
+<w:document xmlns:wpc="http://schemas.microsoft.com/office/word/2010/wordprocessingCanvas" xmlns:cx="http://schemas.microsoft.com/office/drawing/2014/chartex" xmlns:cx1="http://schemas.microsoft.com/office/drawing/2015/9/8/chartex" xmlns:cx2="http://schemas.microsoft.com/office/drawing/2015/10/21/chartex" xmlns:cx3="http://schemas.microsoft.com/office/drawing/2016/5/9/chartex" xmlns:cx4="http://schemas.microsoft.com/office/drawing/2016/5/10/chartex" xmlns:cx5="http://schemas.microsoft.com/office/drawing/2016/5/11/chartex" xmlns:cx6="http://schemas.microsoft.com/office/drawing/2016/5/12/chartex" xmlns:cx7="http://schemas.microsoft.com/office/drawing/2016/5/13/chartex" xmlns:cx8="http://schemas.microsoft.com/office/drawing/2016/5/14/chartex" xmlns:mc="http://schemas.openxmlformats.org/markup-compatibility/2006" xmlns:aink="http://schemas.microsoft.com/office/drawing/2016/ink" xmlns:am3d="http://schemas.microsoft.com/office/drawing/2017/model3d" xmlns:o="urn:schemas-microsoft-com:office:office" xmlns:oel="http://schemas.microsoft.com/office/2019/extlst" xmlns:r="http://schemas.openxmlformats.org/officeDocument/2006/relationships" xmlns:m="http://schemas.openxmlformats.org/officeDocument/2006/math" xmlns:v="urn:schemas-microsoft-com:vml" xmlns:wp14="http://schemas.microsoft.com/office/word/2010/wordprocessingDrawing" xmlns:wp="http://schemas.openxmlformats.org/drawingml/2006/wordprocessingDrawing" xmlns:w10="urn:schemas-microsoft-com:office:word" xmlns:w="http://schemas.openxmlformats.org/wordprocessingml/2006/main" xmlns:w14="http://schemas.microsoft.com/office/word/2010/wordml" xmlns:w15="http://schemas.microsoft.com/office/word/2012/wordml" xmlns:w16cex="http://schemas.microsoft.com/office/word/2018/wordml/cex" xmlns:w16cid="http://schemas.microsoft.com/office/word/2016/wordml/cid" xmlns:w16="http://schemas.microsoft.com/office/word/2018/wordml" xmlns:w16du="http://schemas.microsoft.com/office/word/2023/wordml/word16du" xmlns:w16sdtdh="http://schemas.microsoft.com/office/word/2020/wordml/sdtdatahash" xmlns:w16sdtfl="http://schemas.microsoft.com/office/word/2024/wordml/sdtformatlock" xmlns:w16se="http://schemas.microsoft.com/office/word/2015/wordml/symex" xmlns:wpg="http://schemas.microsoft.com/office/word/2010/wordprocessingGroup" xmlns:wpi="http://schemas.microsoft.com/office/word/2010/wordprocessingInk" xmlns:wne="http://schemas.microsoft.com/office/word/2006/wordml" xmlns:wps="http://schemas.microsoft.com/office/word/2010/wordprocessingShape" mc:Ignorable="w14 w15 w16se w16cid w16 w16cex w16sdtdh w16sdtfl w16du wp14">
   <w:body>
     <w:tbl>
       <w:tblPr>
@@ -83,26 +83,31 @@
               </w:rPr>
             </w:pPr>
             <w:r>
-              <w:t>Số:      /QĐ-YHUD/{{NAM}}</w:t>
+              <w:t>Số</w:t>
             </w:r>
             <w:r>
               <w:rPr>
                 <w:lang w:val="vi-VN"/>
               </w:rPr>
-            </w:r>
-            <w:r/>
-            <w:r/>
+              <w:t>:</w:t>
+            </w:r>
+            <w:r>
+              <w:t xml:space="preserve">     </w:t>
+            </w:r>
+            <w:r>
+              <w:t xml:space="preserve"> </w:t>
+            </w:r>
             <w:r>
               <w:rPr>
                 <w:lang w:val="vi-VN"/>
               </w:rPr>
-            </w:r>
-            <w:r/>
-            <w:r/>
-            <w:r>
-              <w:rPr>
-                <w:color w:val="FF0000"/>
-              </w:rPr>
+              <w:t>/</w:t>
+            </w:r>
+            <w:r>
+              <w:t>QĐ-YHUD/</w:t>
+            </w:r>
+            <w:r>
+              <w:t>{{NAM}}</w:t>
             </w:r>
           </w:p>
         </w:tc>
@@ -195,43 +200,43 @@
               <w:rPr>
                 <w:i/>
               </w:rPr>
-              <w:t>Hà Nội, ngày …. tháng …. năm {{NAM}}</w:t>
+              <w:t xml:space="preserve">Hà Nội, ngày </w:t>
             </w:r>
             <w:r>
               <w:rPr>
                 <w:i/>
               </w:rPr>
+              <w:t>….</w:t>
             </w:r>
             <w:r>
               <w:rPr>
                 <w:i/>
               </w:rPr>
+              <w:t xml:space="preserve"> tháng</w:t>
             </w:r>
             <w:r>
               <w:rPr>
                 <w:i/>
               </w:rPr>
+              <w:t xml:space="preserve"> </w:t>
             </w:r>
             <w:r>
               <w:rPr>
                 <w:i/>
               </w:rPr>
+              <w:t>….</w:t>
             </w:r>
             <w:r>
               <w:rPr>
                 <w:i/>
               </w:rPr>
+              <w:t xml:space="preserve"> năm </w:t>
             </w:r>
             <w:r>
               <w:rPr>
                 <w:i/>
               </w:rPr>
-            </w:r>
-            <w:r>
-              <w:rPr>
-                <w:i/>
-                <w:color w:val="FF0000"/>
-              </w:rPr>
+              <w:t>{{NAM}}</w:t>
             </w:r>
           </w:p>
         </w:tc>
@@ -272,7 +277,7 @@
           <w:sz w:val="28"/>
           <w:szCs w:val="28"/>
         </w:rPr>
-        <w:t>Về việc công nhận kết quả nghiên cứu khoa học năm {{NAM}}</w:t>
+        <w:t>Về việc công nhận kết quả nghiên cứu khoa</w:t>
       </w:r>
       <w:r>
         <w:rPr>
@@ -280,6 +285,7 @@
           <w:sz w:val="28"/>
           <w:szCs w:val="28"/>
         </w:rPr>
+        <w:t xml:space="preserve"> học năm </w:t>
       </w:r>
       <w:r>
         <w:rPr>
@@ -287,14 +293,7 @@
           <w:sz w:val="28"/>
           <w:szCs w:val="28"/>
         </w:rPr>
-      </w:r>
-      <w:r>
-        <w:rPr>
-          <w:b/>
-          <w:color w:val="FF0000"/>
-          <w:sz w:val="28"/>
-          <w:szCs w:val="28"/>
-        </w:rPr>
+        <w:t>{{NAM}}</w:t>
       </w:r>
     </w:p>
     <w:p>
@@ -950,7 +949,7 @@
           <w:szCs w:val="26"/>
           <w:lang w:val="vi-VN"/>
         </w:rPr>
-        <w:t xml:space="preserve">Điều 1. Nay công nhận kết quả nghiên cứu khoa học “{{TEN_DE_TAI}}” của Viện Y học ứng dụng Việt Nam. </w:t>
+        <w:t>Điều 1</w:t>
       </w:r>
       <w:r>
         <w:rPr>
@@ -960,6 +959,7 @@
           <w:szCs w:val="26"/>
           <w:lang w:val="vi-VN"/>
         </w:rPr>
+        <w:t>.</w:t>
       </w:r>
       <w:r>
         <w:rPr>
@@ -969,6 +969,7 @@
           <w:szCs w:val="26"/>
           <w:lang w:val="vi-VN"/>
         </w:rPr>
+        <w:t xml:space="preserve"> </w:t>
       </w:r>
       <w:r>
         <w:rPr>
@@ -978,6 +979,7 @@
           <w:szCs w:val="26"/>
           <w:lang w:val="vi-VN"/>
         </w:rPr>
+        <w:t xml:space="preserve">Nay </w:t>
       </w:r>
       <w:r>
         <w:rPr>
@@ -987,6 +989,7 @@
           <w:szCs w:val="26"/>
           <w:lang w:val="vi-VN"/>
         </w:rPr>
+        <w:t xml:space="preserve">công nhận kết quả </w:t>
       </w:r>
       <w:r>
         <w:rPr>
@@ -996,6 +999,7 @@
           <w:szCs w:val="26"/>
           <w:lang w:val="vi-VN"/>
         </w:rPr>
+        <w:t>nghiên cứu</w:t>
       </w:r>
       <w:r>
         <w:rPr>
@@ -1005,6 +1009,7 @@
           <w:szCs w:val="26"/>
           <w:lang w:val="vi-VN"/>
         </w:rPr>
+        <w:t xml:space="preserve"> </w:t>
       </w:r>
       <w:r>
         <w:rPr>
@@ -1014,6 +1019,7 @@
           <w:szCs w:val="26"/>
           <w:lang w:val="vi-VN"/>
         </w:rPr>
+        <w:t xml:space="preserve">khoa học </w:t>
       </w:r>
       <w:r>
         <w:rPr>
@@ -1025,29 +1031,7 @@
           <w:szCs w:val="26"/>
           <w:lang w:val="vi-VN"/>
         </w:rPr>
-      </w:r>
-      <w:r>
-        <w:rPr>
-          <w:bCs/>
-          <w:i/>
-          <w:iCs/>
-          <w:color w:val="FF0000"/>
-          <w:spacing w:val="-2"/>
-          <w:sz w:val="26"/>
-          <w:szCs w:val="26"/>
-          <w:lang w:val="pt-PT"/>
-        </w:rPr>
-      </w:r>
-      <w:r>
-        <w:rPr>
-          <w:bCs/>
-          <w:i/>
-          <w:iCs/>
-          <w:spacing w:val="-2"/>
-          <w:sz w:val="26"/>
-          <w:szCs w:val="26"/>
-          <w:lang w:val="vi-VN"/>
-        </w:rPr>
+        <w:t>“{{TEN_DE_TAI}}”</w:t>
       </w:r>
       <w:r>
         <w:rPr>
@@ -1057,6 +1041,7 @@
           <w:szCs w:val="26"/>
           <w:lang w:val="vi-VN"/>
         </w:rPr>
+        <w:t xml:space="preserve"> </w:t>
       </w:r>
       <w:r>
         <w:rPr>
@@ -1066,6 +1051,7 @@
           <w:szCs w:val="26"/>
           <w:lang w:val="vi-VN"/>
         </w:rPr>
+        <w:t xml:space="preserve">của </w:t>
       </w:r>
       <w:r>
         <w:rPr>
@@ -1075,6 +1061,7 @@
           <w:szCs w:val="26"/>
           <w:lang w:val="vi-VN"/>
         </w:rPr>
+        <w:t xml:space="preserve">Viện </w:t>
       </w:r>
       <w:r>
         <w:rPr>
@@ -1084,6 +1071,7 @@
           <w:szCs w:val="26"/>
           <w:lang w:val="vi-VN"/>
         </w:rPr>
+        <w:t xml:space="preserve">Y </w:t>
       </w:r>
       <w:r>
         <w:rPr>
@@ -1093,6 +1081,7 @@
           <w:szCs w:val="26"/>
           <w:lang w:val="vi-VN"/>
         </w:rPr>
+        <w:t>học ứng dụng</w:t>
       </w:r>
       <w:r>
         <w:rPr>
@@ -1102,6 +1091,7 @@
           <w:szCs w:val="26"/>
           <w:lang w:val="vi-VN"/>
         </w:rPr>
+        <w:t xml:space="preserve"> Việt Nam</w:t>
       </w:r>
       <w:r>
         <w:rPr>
@@ -1111,6 +1101,7 @@
           <w:szCs w:val="26"/>
           <w:lang w:val="vi-VN"/>
         </w:rPr>
+        <w:t>.</w:t>
       </w:r>
       <w:r>
         <w:rPr>
@@ -1120,6 +1111,7 @@
           <w:szCs w:val="26"/>
           <w:lang w:val="vi-VN"/>
         </w:rPr>
+        <w:t xml:space="preserve"> </w:t>
       </w:r>
     </w:p>
     <w:p>
@@ -1537,7 +1529,7 @@
 </file>
 
 <file path=word/endnotes.xml><?xml version="1.0" encoding="utf-8"?>
-<w:endnotes xmlns:wpc="http://schemas.microsoft.com/office/word/2010/wordprocessingCanvas" xmlns:cx="http://schemas.microsoft.com/office/drawing/2014/chartex" xmlns:cx1="http://schemas.microsoft.com/office/drawing/2015/9/8/chartex" xmlns:cx2="http://schemas.microsoft.com/office/drawing/2015/10/21/chartex" xmlns:cx3="http://schemas.microsoft.com/office/drawing/2016/5/9/chartex" xmlns:cx4="http://schemas.microsoft.com/office/drawing/2016/5/10/chartex" xmlns:cx5="http://schemas.microsoft.com/office/drawing/2016/5/11/chartex" xmlns:cx6="http://schemas.microsoft.com/office/drawing/2016/5/12/chartex" xmlns:cx7="http://schemas.microsoft.com/office/drawing/2016/5/13/chartex" xmlns:cx8="http://schemas.microsoft.com/office/drawing/2016/5/14/chartex" xmlns:mc="http://schemas.openxmlformats.org/markup-compatibility/2006" xmlns:aink="http://schemas.microsoft.com/office/drawing/2016/ink" xmlns:am3d="http://schemas.microsoft.com/office/drawing/2017/model3d" xmlns:o="urn:schemas-microsoft-com:office:office" xmlns:oel="http://schemas.microsoft.com/office/2019/extlst" xmlns:r="http://schemas.openxmlformats.org/officeDocument/2006/relationships" xmlns:m="http://schemas.openxmlformats.org/officeDocument/2006/math" xmlns:v="urn:schemas-microsoft-com:vml" xmlns:wp14="http://schemas.microsoft.com/office/word/2010/wordprocessingDrawing" xmlns:wp="http://schemas.openxmlformats.org/drawingml/2006/wordprocessingDrawing" xmlns:w10="urn:schemas-microsoft-com:office:word" xmlns:w="http://schemas.openxmlformats.org/wordprocessingml/2006/main" xmlns:w14="http://schemas.microsoft.com/office/word/2010/wordml" xmlns:w15="http://schemas.microsoft.com/office/word/2012/wordml" xmlns:w16cei="http://schemas.microsoft.com/office/word/2026/wordml/cei" xmlns:w16cex="http://schemas.microsoft.com/office/word/2018/wordml/cex" xmlns:w16cid="http://schemas.microsoft.com/office/word/2016/wordml/cid" xmlns:w16="http://schemas.microsoft.com/office/word/2018/wordml" xmlns:w16du="http://schemas.microsoft.com/office/word/2023/wordml/word16du" xmlns:w16sdtdh="http://schemas.microsoft.com/office/word/2020/wordml/sdtdatahash" xmlns:w16sdtfl="http://schemas.microsoft.com/office/word/2024/wordml/sdtformatlock" xmlns:w16se="http://schemas.microsoft.com/office/word/2015/wordml/symex" xmlns:wpg="http://schemas.microsoft.com/office/word/2010/wordprocessingGroup" xmlns:wpi="http://schemas.microsoft.com/office/word/2010/wordprocessingInk" xmlns:wne="http://schemas.microsoft.com/office/word/2006/wordml" xmlns:wps="http://schemas.microsoft.com/office/word/2010/wordprocessingShape" mc:Ignorable="w14 w15 w16se w16cid w16 w16cex w16sdtdh w16sdtfl w16du wp14">
+<w:endnotes xmlns:wpc="http://schemas.microsoft.com/office/word/2010/wordprocessingCanvas" xmlns:cx="http://schemas.microsoft.com/office/drawing/2014/chartex" xmlns:cx1="http://schemas.microsoft.com/office/drawing/2015/9/8/chartex" xmlns:cx2="http://schemas.microsoft.com/office/drawing/2015/10/21/chartex" xmlns:cx3="http://schemas.microsoft.com/office/drawing/2016/5/9/chartex" xmlns:cx4="http://schemas.microsoft.com/office/drawing/2016/5/10/chartex" xmlns:cx5="http://schemas.microsoft.com/office/drawing/2016/5/11/chartex" xmlns:cx6="http://schemas.microsoft.com/office/drawing/2016/5/12/chartex" xmlns:cx7="http://schemas.microsoft.com/office/drawing/2016/5/13/chartex" xmlns:cx8="http://schemas.microsoft.com/office/drawing/2016/5/14/chartex" xmlns:mc="http://schemas.openxmlformats.org/markup-compatibility/2006" xmlns:aink="http://schemas.microsoft.com/office/drawing/2016/ink" xmlns:am3d="http://schemas.microsoft.com/office/drawing/2017/model3d" xmlns:o="urn:schemas-microsoft-com:office:office" xmlns:oel="http://schemas.microsoft.com/office/2019/extlst" xmlns:r="http://schemas.openxmlformats.org/officeDocument/2006/relationships" xmlns:m="http://schemas.openxmlformats.org/officeDocument/2006/math" xmlns:v="urn:schemas-microsoft-com:vml" xmlns:wp14="http://schemas.microsoft.com/office/word/2010/wordprocessingDrawing" xmlns:wp="http://schemas.openxmlformats.org/drawingml/2006/wordprocessingDrawing" xmlns:w10="urn:schemas-microsoft-com:office:word" xmlns:w="http://schemas.openxmlformats.org/wordprocessingml/2006/main" xmlns:w14="http://schemas.microsoft.com/office/word/2010/wordml" xmlns:w15="http://schemas.microsoft.com/office/word/2012/wordml" xmlns:w16cex="http://schemas.microsoft.com/office/word/2018/wordml/cex" xmlns:w16cid="http://schemas.microsoft.com/office/word/2016/wordml/cid" xmlns:w16="http://schemas.microsoft.com/office/word/2018/wordml" xmlns:w16du="http://schemas.microsoft.com/office/word/2023/wordml/word16du" xmlns:w16sdtdh="http://schemas.microsoft.com/office/word/2020/wordml/sdtdatahash" xmlns:w16sdtfl="http://schemas.microsoft.com/office/word/2024/wordml/sdtformatlock" xmlns:w16se="http://schemas.microsoft.com/office/word/2015/wordml/symex" xmlns:wpg="http://schemas.microsoft.com/office/word/2010/wordprocessingGroup" xmlns:wpi="http://schemas.microsoft.com/office/word/2010/wordprocessingInk" xmlns:wne="http://schemas.microsoft.com/office/word/2006/wordml" xmlns:wps="http://schemas.microsoft.com/office/word/2010/wordprocessingShape" mc:Ignorable="w14 w15 w16se w16cid w16 w16cex w16sdtdh w16sdtfl w16du wp14">
   <w:endnote w:type="separator" w:id="-1">
     <w:p>
       <w:r>
@@ -1556,7 +1548,7 @@
 </file>
 
 <file path=word/footnotes.xml><?xml version="1.0" encoding="utf-8"?>
-<w:footnotes xmlns:wpc="http://schemas.microsoft.com/office/word/2010/wordprocessingCanvas" xmlns:cx="http://schemas.microsoft.com/office/drawing/2014/chartex" xmlns:cx1="http://schemas.microsoft.com/office/drawing/2015/9/8/chartex" xmlns:cx2="http://schemas.microsoft.com/office/drawing/2015/10/21/chartex" xmlns:cx3="http://schemas.microsoft.com/office/drawing/2016/5/9/chartex" xmlns:cx4="http://schemas.microsoft.com/office/drawing/2016/5/10/chartex" xmlns:cx5="http://schemas.microsoft.com/office/drawing/2016/5/11/chartex" xmlns:cx6="http://schemas.microsoft.com/office/drawing/2016/5/12/chartex" xmlns:cx7="http://schemas.microsoft.com/office/drawing/2016/5/13/chartex" xmlns:cx8="http://schemas.microsoft.com/office/drawing/2016/5/14/chartex" xmlns:mc="http://schemas.openxmlformats.org/markup-compatibility/2006" xmlns:aink="http://schemas.microsoft.com/office/drawing/2016/ink" xmlns:am3d="http://schemas.microsoft.com/office/drawing/2017/model3d" xmlns:o="urn:schemas-microsoft-com:office:office" xmlns:oel="http://schemas.microsoft.com/office/2019/extlst" xmlns:r="http://schemas.openxmlformats.org/officeDocument/2006/relationships" xmlns:m="http://schemas.openxmlformats.org/officeDocument/2006/math" xmlns:v="urn:schemas-microsoft-com:vml" xmlns:wp14="http://schemas.microsoft.com/office/word/2010/wordprocessingDrawing" xmlns:wp="http://schemas.openxmlformats.org/drawingml/2006/wordprocessingDrawing" xmlns:w10="urn:schemas-microsoft-com:office:word" xmlns:w="http://schemas.openxmlformats.org/wordprocessingml/2006/main" xmlns:w14="http://schemas.microsoft.com/office/word/2010/wordml" xmlns:w15="http://schemas.microsoft.com/office/word/2012/wordml" xmlns:w16cei="http://schemas.microsoft.com/office/word/2026/wordml/cei" xmlns:w16cex="http://schemas.microsoft.com/office/word/2018/wordml/cex" xmlns:w16cid="http://schemas.microsoft.com/office/word/2016/wordml/cid" xmlns:w16="http://schemas.microsoft.com/office/word/2018/wordml" xmlns:w16du="http://schemas.microsoft.com/office/word/2023/wordml/word16du" xmlns:w16sdtdh="http://schemas.microsoft.com/office/word/2020/wordml/sdtdatahash" xmlns:w16sdtfl="http://schemas.microsoft.com/office/word/2024/wordml/sdtformatlock" xmlns:w16se="http://schemas.microsoft.com/office/word/2015/wordml/symex" xmlns:wpg="http://schemas.microsoft.com/office/word/2010/wordprocessingGroup" xmlns:wpi="http://schemas.microsoft.com/office/word/2010/wordprocessingInk" xmlns:wne="http://schemas.microsoft.com/office/word/2006/wordml" xmlns:wps="http://schemas.microsoft.com/office/word/2010/wordprocessingShape" mc:Ignorable="w14 w15 w16se w16cid w16 w16cex w16sdtdh w16sdtfl w16du wp14">
+<w:footnotes xmlns:wpc="http://schemas.microsoft.com/office/word/2010/wordprocessingCanvas" xmlns:cx="http://schemas.microsoft.com/office/drawing/2014/chartex" xmlns:cx1="http://schemas.microsoft.com/office/drawing/2015/9/8/chartex" xmlns:cx2="http://schemas.microsoft.com/office/drawing/2015/10/21/chartex" xmlns:cx3="http://schemas.microsoft.com/office/drawing/2016/5/9/chartex" xmlns:cx4="http://schemas.microsoft.com/office/drawing/2016/5/10/chartex" xmlns:cx5="http://schemas.microsoft.com/office/drawing/2016/5/11/chartex" xmlns:cx6="http://schemas.microsoft.com/office/drawing/2016/5/12/chartex" xmlns:cx7="http://schemas.microsoft.com/office/drawing/2016/5/13/chartex" xmlns:cx8="http://schemas.microsoft.com/office/drawing/2016/5/14/chartex" xmlns:mc="http://schemas.openxmlformats.org/markup-compatibility/2006" xmlns:aink="http://schemas.microsoft.com/office/drawing/2016/ink" xmlns:am3d="http://schemas.microsoft.com/office/drawing/2017/model3d" xmlns:o="urn:schemas-microsoft-com:office:office" xmlns:oel="http://schemas.microsoft.com/office/2019/extlst" xmlns:r="http://schemas.openxmlformats.org/officeDocument/2006/relationships" xmlns:m="http://schemas.openxmlformats.org/officeDocument/2006/math" xmlns:v="urn:schemas-microsoft-com:vml" xmlns:wp14="http://schemas.microsoft.com/office/word/2010/wordprocessingDrawing" xmlns:wp="http://schemas.openxmlformats.org/drawingml/2006/wordprocessingDrawing" xmlns:w10="urn:schemas-microsoft-com:office:word" xmlns:w="http://schemas.openxmlformats.org/wordprocessingml/2006/main" xmlns:w14="http://schemas.microsoft.com/office/word/2010/wordml" xmlns:w15="http://schemas.microsoft.com/office/word/2012/wordml" xmlns:w16cex="http://schemas.microsoft.com/office/word/2018/wordml/cex" xmlns:w16cid="http://schemas.microsoft.com/office/word/2016/wordml/cid" xmlns:w16="http://schemas.microsoft.com/office/word/2018/wordml" xmlns:w16du="http://schemas.microsoft.com/office/word/2023/wordml/word16du" xmlns:w16sdtdh="http://schemas.microsoft.com/office/word/2020/wordml/sdtdatahash" xmlns:w16sdtfl="http://schemas.microsoft.com/office/word/2024/wordml/sdtformatlock" xmlns:w16se="http://schemas.microsoft.com/office/word/2015/wordml/symex" xmlns:wpg="http://schemas.microsoft.com/office/word/2010/wordprocessingGroup" xmlns:wpi="http://schemas.microsoft.com/office/word/2010/wordprocessingInk" xmlns:wne="http://schemas.microsoft.com/office/word/2006/wordml" xmlns:wps="http://schemas.microsoft.com/office/word/2010/wordprocessingShape" mc:Ignorable="w14 w15 w16se w16cid w16 w16cex w16sdtdh w16sdtfl w16du wp14">
   <w:footnote w:type="separator" w:id="-1">
     <w:p>
       <w:r>
@@ -1575,7 +1567,7 @@
 </file>
 
 <file path=word/header1.xml><?xml version="1.0" encoding="utf-8"?>
-<w:hdr xmlns:wpc="http://schemas.microsoft.com/office/word/2010/wordprocessingCanvas" xmlns:cx="http://schemas.microsoft.com/office/drawing/2014/chartex" xmlns:cx1="http://schemas.microsoft.com/office/drawing/2015/9/8/chartex" xmlns:cx2="http://schemas.microsoft.com/office/drawing/2015/10/21/chartex" xmlns:cx3="http://schemas.microsoft.com/office/drawing/2016/5/9/chartex" xmlns:cx4="http://schemas.microsoft.com/office/drawing/2016/5/10/chartex" xmlns:cx5="http://schemas.microsoft.com/office/drawing/2016/5/11/chartex" xmlns:cx6="http://schemas.microsoft.com/office/drawing/2016/5/12/chartex" xmlns:cx7="http://schemas.microsoft.com/office/drawing/2016/5/13/chartex" xmlns:cx8="http://schemas.microsoft.com/office/drawing/2016/5/14/chartex" xmlns:mc="http://schemas.openxmlformats.org/markup-compatibility/2006" xmlns:aink="http://schemas.microsoft.com/office/drawing/2016/ink" xmlns:am3d="http://schemas.microsoft.com/office/drawing/2017/model3d" xmlns:o="urn:schemas-microsoft-com:office:office" xmlns:oel="http://schemas.microsoft.com/office/2019/extlst" xmlns:r="http://schemas.openxmlformats.org/officeDocument/2006/relationships" xmlns:m="http://schemas.openxmlformats.org/officeDocument/2006/math" xmlns:v="urn:schemas-microsoft-com:vml" xmlns:wp14="http://schemas.microsoft.com/office/word/2010/wordprocessingDrawing" xmlns:wp="http://schemas.openxmlformats.org/drawingml/2006/wordprocessingDrawing" xmlns:w10="urn:schemas-microsoft-com:office:word" xmlns:w="http://schemas.openxmlformats.org/wordprocessingml/2006/main" xmlns:w14="http://schemas.microsoft.com/office/word/2010/wordml" xmlns:w15="http://schemas.microsoft.com/office/word/2012/wordml" xmlns:w16cei="http://schemas.microsoft.com/office/word/2026/wordml/cei" xmlns:w16cex="http://schemas.microsoft.com/office/word/2018/wordml/cex" xmlns:w16cid="http://schemas.microsoft.com/office/word/2016/wordml/cid" xmlns:w16="http://schemas.microsoft.com/office/word/2018/wordml" xmlns:w16du="http://schemas.microsoft.com/office/word/2023/wordml/word16du" xmlns:w16sdtdh="http://schemas.microsoft.com/office/word/2020/wordml/sdtdatahash" xmlns:w16sdtfl="http://schemas.microsoft.com/office/word/2024/wordml/sdtformatlock" xmlns:w16se="http://schemas.microsoft.com/office/word/2015/wordml/symex" xmlns:wpg="http://schemas.microsoft.com/office/word/2010/wordprocessingGroup" xmlns:wpi="http://schemas.microsoft.com/office/word/2010/wordprocessingInk" xmlns:wne="http://schemas.microsoft.com/office/word/2006/wordml" xmlns:wps="http://schemas.microsoft.com/office/word/2010/wordprocessingShape" mc:Ignorable="w14 w15 w16se w16cid w16 w16cex w16sdtdh w16sdtfl w16du wp14">
+<w:hdr xmlns:wpc="http://schemas.microsoft.com/office/word/2010/wordprocessingCanvas" xmlns:cx="http://schemas.microsoft.com/office/drawing/2014/chartex" xmlns:cx1="http://schemas.microsoft.com/office/drawing/2015/9/8/chartex" xmlns:cx2="http://schemas.microsoft.com/office/drawing/2015/10/21/chartex" xmlns:cx3="http://schemas.microsoft.com/office/drawing/2016/5/9/chartex" xmlns:cx4="http://schemas.microsoft.com/office/drawing/2016/5/10/chartex" xmlns:cx5="http://schemas.microsoft.com/office/drawing/2016/5/11/chartex" xmlns:cx6="http://schemas.microsoft.com/office/drawing/2016/5/12/chartex" xmlns:cx7="http://schemas.microsoft.com/office/drawing/2016/5/13/chartex" xmlns:cx8="http://schemas.microsoft.com/office/drawing/2016/5/14/chartex" xmlns:mc="http://schemas.openxmlformats.org/markup-compatibility/2006" xmlns:aink="http://schemas.microsoft.com/office/drawing/2016/ink" xmlns:am3d="http://schemas.microsoft.com/office/drawing/2017/model3d" xmlns:o="urn:schemas-microsoft-com:office:office" xmlns:oel="http://schemas.microsoft.com/office/2019/extlst" xmlns:r="http://schemas.openxmlformats.org/officeDocument/2006/relationships" xmlns:m="http://schemas.openxmlformats.org/officeDocument/2006/math" xmlns:v="urn:schemas-microsoft-com:vml" xmlns:wp14="http://schemas.microsoft.com/office/word/2010/wordprocessingDrawing" xmlns:wp="http://schemas.openxmlformats.org/drawingml/2006/wordprocessingDrawing" xmlns:w10="urn:schemas-microsoft-com:office:word" xmlns:w="http://schemas.openxmlformats.org/wordprocessingml/2006/main" xmlns:w14="http://schemas.microsoft.com/office/word/2010/wordml" xmlns:w15="http://schemas.microsoft.com/office/word/2012/wordml" xmlns:w16cex="http://schemas.microsoft.com/office/word/2018/wordml/cex" xmlns:w16cid="http://schemas.microsoft.com/office/word/2016/wordml/cid" xmlns:w16="http://schemas.microsoft.com/office/word/2018/wordml" xmlns:w16du="http://schemas.microsoft.com/office/word/2023/wordml/word16du" xmlns:w16sdtdh="http://schemas.microsoft.com/office/word/2020/wordml/sdtdatahash" xmlns:w16sdtfl="http://schemas.microsoft.com/office/word/2024/wordml/sdtformatlock" xmlns:w16se="http://schemas.microsoft.com/office/word/2015/wordml/symex" xmlns:wpg="http://schemas.microsoft.com/office/word/2010/wordprocessingGroup" xmlns:wpi="http://schemas.microsoft.com/office/word/2010/wordprocessingInk" xmlns:wne="http://schemas.microsoft.com/office/word/2006/wordml" xmlns:wps="http://schemas.microsoft.com/office/word/2010/wordprocessingShape" mc:Ignorable="w14 w15 w16se w16cid w16 w16cex w16sdtdh w16sdtfl w16du wp14">
   <w:p>
     <w:pPr>
       <w:pStyle w:val="Header"/>
@@ -1586,7 +1578,7 @@
 </file>
 
 <file path=word/numbering.xml><?xml version="1.0" encoding="utf-8"?>
-<w:numbering xmlns:wpc="http://schemas.microsoft.com/office/word/2010/wordprocessingCanvas" xmlns:cx="http://schemas.microsoft.com/office/drawing/2014/chartex" xmlns:cx1="http://schemas.microsoft.com/office/drawing/2015/9/8/chartex" xmlns:cx2="http://schemas.microsoft.com/office/drawing/2015/10/21/chartex" xmlns:cx3="http://schemas.microsoft.com/office/drawing/2016/5/9/chartex" xmlns:cx4="http://schemas.microsoft.com/office/drawing/2016/5/10/chartex" xmlns:cx5="http://schemas.microsoft.com/office/drawing/2016/5/11/chartex" xmlns:cx6="http://schemas.microsoft.com/office/drawing/2016/5/12/chartex" xmlns:cx7="http://schemas.microsoft.com/office/drawing/2016/5/13/chartex" xmlns:cx8="http://schemas.microsoft.com/office/drawing/2016/5/14/chartex" xmlns:mc="http://schemas.openxmlformats.org/markup-compatibility/2006" xmlns:aink="http://schemas.microsoft.com/office/drawing/2016/ink" xmlns:am3d="http://schemas.microsoft.com/office/drawing/2017/model3d" xmlns:o="urn:schemas-microsoft-com:office:office" xmlns:oel="http://schemas.microsoft.com/office/2019/extlst" xmlns:r="http://schemas.openxmlformats.org/officeDocument/2006/relationships" xmlns:m="http://schemas.openxmlformats.org/officeDocument/2006/math" xmlns:v="urn:schemas-microsoft-com:vml" xmlns:wp14="http://schemas.microsoft.com/office/word/2010/wordprocessingDrawing" xmlns:wp="http://schemas.openxmlformats.org/drawingml/2006/wordprocessingDrawing" xmlns:w10="urn:schemas-microsoft-com:office:word" xmlns:w="http://schemas.openxmlformats.org/wordprocessingml/2006/main" xmlns:w14="http://schemas.microsoft.com/office/word/2010/wordml" xmlns:w15="http://schemas.microsoft.com/office/word/2012/wordml" xmlns:w16cei="http://schemas.microsoft.com/office/word/2026/wordml/cei" xmlns:w16cex="http://schemas.microsoft.com/office/word/2018/wordml/cex" xmlns:w16cid="http://schemas.microsoft.com/office/word/2016/wordml/cid" xmlns:w16="http://schemas.microsoft.com/office/word/2018/wordml" xmlns:w16du="http://schemas.microsoft.com/office/word/2023/wordml/word16du" xmlns:w16sdtdh="http://schemas.microsoft.com/office/word/2020/wordml/sdtdatahash" xmlns:w16sdtfl="http://schemas.microsoft.com/office/word/2024/wordml/sdtformatlock" xmlns:w16se="http://schemas.microsoft.com/office/word/2015/wordml/symex" xmlns:wpg="http://schemas.microsoft.com/office/word/2010/wordprocessingGroup" xmlns:wpi="http://schemas.microsoft.com/office/word/2010/wordprocessingInk" xmlns:wne="http://schemas.microsoft.com/office/word/2006/wordml" xmlns:wps="http://schemas.microsoft.com/office/word/2010/wordprocessingShape" mc:Ignorable="w14 w15 w16se w16cid w16 w16cex w16sdtdh w16sdtfl w16du wp14">
+<w:numbering xmlns:wpc="http://schemas.microsoft.com/office/word/2010/wordprocessingCanvas" xmlns:cx="http://schemas.microsoft.com/office/drawing/2014/chartex" xmlns:cx1="http://schemas.microsoft.com/office/drawing/2015/9/8/chartex" xmlns:cx2="http://schemas.microsoft.com/office/drawing/2015/10/21/chartex" xmlns:cx3="http://schemas.microsoft.com/office/drawing/2016/5/9/chartex" xmlns:cx4="http://schemas.microsoft.com/office/drawing/2016/5/10/chartex" xmlns:cx5="http://schemas.microsoft.com/office/drawing/2016/5/11/chartex" xmlns:cx6="http://schemas.microsoft.com/office/drawing/2016/5/12/chartex" xmlns:cx7="http://schemas.microsoft.com/office/drawing/2016/5/13/chartex" xmlns:cx8="http://schemas.microsoft.com/office/drawing/2016/5/14/chartex" xmlns:mc="http://schemas.openxmlformats.org/markup-compatibility/2006" xmlns:aink="http://schemas.microsoft.com/office/drawing/2016/ink" xmlns:am3d="http://schemas.microsoft.com/office/drawing/2017/model3d" xmlns:o="urn:schemas-microsoft-com:office:office" xmlns:oel="http://schemas.microsoft.com/office/2019/extlst" xmlns:r="http://schemas.openxmlformats.org/officeDocument/2006/relationships" xmlns:m="http://schemas.openxmlformats.org/officeDocument/2006/math" xmlns:v="urn:schemas-microsoft-com:vml" xmlns:wp14="http://schemas.microsoft.com/office/word/2010/wordprocessingDrawing" xmlns:wp="http://schemas.openxmlformats.org/drawingml/2006/wordprocessingDrawing" xmlns:w10="urn:schemas-microsoft-com:office:word" xmlns:w="http://schemas.openxmlformats.org/wordprocessingml/2006/main" xmlns:w14="http://schemas.microsoft.com/office/word/2010/wordml" xmlns:w15="http://schemas.microsoft.com/office/word/2012/wordml" xmlns:w16cex="http://schemas.microsoft.com/office/word/2018/wordml/cex" xmlns:w16cid="http://schemas.microsoft.com/office/word/2016/wordml/cid" xmlns:w16="http://schemas.microsoft.com/office/word/2018/wordml" xmlns:w16du="http://schemas.microsoft.com/office/word/2023/wordml/word16du" xmlns:w16sdtdh="http://schemas.microsoft.com/office/word/2020/wordml/sdtdatahash" xmlns:w16sdtfl="http://schemas.microsoft.com/office/word/2024/wordml/sdtformatlock" xmlns:w16se="http://schemas.microsoft.com/office/word/2015/wordml/symex" xmlns:wpg="http://schemas.microsoft.com/office/word/2010/wordprocessingGroup" xmlns:wpi="http://schemas.microsoft.com/office/word/2010/wordprocessingInk" xmlns:wne="http://schemas.microsoft.com/office/word/2006/wordml" xmlns:wps="http://schemas.microsoft.com/office/word/2010/wordprocessingShape" mc:Ignorable="w14 w15 w16se w16cid w16 w16cex w16sdtdh w16sdtfl w16du wp14">
   <w:abstractNum w:abstractNumId="0" w15:restartNumberingAfterBreak="0">
     <w:nsid w:val="3C304FDD"/>
     <w:multiLevelType w:val="hybridMultilevel"/>
@@ -2329,6 +2321,50 @@
     <w:lsdException w:name="Subtitle" w:qFormat="1"/>
     <w:lsdException w:name="Strong" w:qFormat="1"/>
     <w:lsdException w:name="Emphasis" w:qFormat="1"/>
+    <w:lsdException w:name="Normal Table" w:semiHidden="1" w:unhideWhenUsed="1"/>
+    <w:lsdException w:name="Table Simple 1" w:semiHidden="1" w:unhideWhenUsed="1"/>
+    <w:lsdException w:name="Table Simple 2" w:semiHidden="1" w:unhideWhenUsed="1"/>
+    <w:lsdException w:name="Table Simple 3" w:semiHidden="1" w:unhideWhenUsed="1"/>
+    <w:lsdException w:name="Table Classic 1" w:semiHidden="1" w:unhideWhenUsed="1"/>
+    <w:lsdException w:name="Table Classic 2" w:semiHidden="1" w:unhideWhenUsed="1"/>
+    <w:lsdException w:name="Table Classic 3" w:semiHidden="1" w:unhideWhenUsed="1"/>
+    <w:lsdException w:name="Table Classic 4" w:semiHidden="1" w:unhideWhenUsed="1"/>
+    <w:lsdException w:name="Table Colorful 1" w:semiHidden="1" w:unhideWhenUsed="1"/>
+    <w:lsdException w:name="Table Colorful 2" w:semiHidden="1" w:unhideWhenUsed="1"/>
+    <w:lsdException w:name="Table Colorful 3" w:semiHidden="1" w:unhideWhenUsed="1"/>
+    <w:lsdException w:name="Table Columns 1" w:semiHidden="1" w:unhideWhenUsed="1"/>
+    <w:lsdException w:name="Table Columns 2" w:semiHidden="1" w:unhideWhenUsed="1"/>
+    <w:lsdException w:name="Table Columns 3" w:semiHidden="1" w:unhideWhenUsed="1"/>
+    <w:lsdException w:name="Table Columns 4" w:semiHidden="1" w:unhideWhenUsed="1"/>
+    <w:lsdException w:name="Table Columns 5" w:semiHidden="1" w:unhideWhenUsed="1"/>
+    <w:lsdException w:name="Table Grid 1" w:semiHidden="1" w:unhideWhenUsed="1"/>
+    <w:lsdException w:name="Table Grid 2" w:semiHidden="1" w:unhideWhenUsed="1"/>
+    <w:lsdException w:name="Table Grid 3" w:semiHidden="1" w:unhideWhenUsed="1"/>
+    <w:lsdException w:name="Table Grid 4" w:semiHidden="1" w:unhideWhenUsed="1"/>
+    <w:lsdException w:name="Table Grid 5" w:semiHidden="1" w:unhideWhenUsed="1"/>
+    <w:lsdException w:name="Table Grid 6" w:semiHidden="1" w:unhideWhenUsed="1"/>
+    <w:lsdException w:name="Table Grid 7" w:semiHidden="1" w:unhideWhenUsed="1"/>
+    <w:lsdException w:name="Table Grid 8" w:semiHidden="1" w:unhideWhenUsed="1"/>
+    <w:lsdException w:name="Table List 1" w:semiHidden="1" w:unhideWhenUsed="1"/>
+    <w:lsdException w:name="Table List 2" w:semiHidden="1" w:unhideWhenUsed="1"/>
+    <w:lsdException w:name="Table List 3" w:semiHidden="1" w:unhideWhenUsed="1"/>
+    <w:lsdException w:name="Table List 4" w:semiHidden="1" w:unhideWhenUsed="1"/>
+    <w:lsdException w:name="Table List 5" w:semiHidden="1" w:unhideWhenUsed="1"/>
+    <w:lsdException w:name="Table List 6" w:semiHidden="1" w:unhideWhenUsed="1"/>
+    <w:lsdException w:name="Table List 7" w:semiHidden="1" w:unhideWhenUsed="1"/>
+    <w:lsdException w:name="Table List 8" w:semiHidden="1" w:unhideWhenUsed="1"/>
+    <w:lsdException w:name="Table 3D effects 1" w:semiHidden="1" w:unhideWhenUsed="1"/>
+    <w:lsdException w:name="Table 3D effects 2" w:semiHidden="1" w:unhideWhenUsed="1"/>
+    <w:lsdException w:name="Table 3D effects 3" w:semiHidden="1" w:unhideWhenUsed="1"/>
+    <w:lsdException w:name="Table Contemporary" w:semiHidden="1" w:unhideWhenUsed="1"/>
+    <w:lsdException w:name="Table Elegant" w:semiHidden="1" w:unhideWhenUsed="1"/>
+    <w:lsdException w:name="Table Professional" w:semiHidden="1" w:unhideWhenUsed="1"/>
+    <w:lsdException w:name="Table Subtle 1" w:semiHidden="1" w:unhideWhenUsed="1"/>
+    <w:lsdException w:name="Table Subtle 2" w:semiHidden="1" w:unhideWhenUsed="1"/>
+    <w:lsdException w:name="Table Web 1" w:semiHidden="1" w:unhideWhenUsed="1"/>
+    <w:lsdException w:name="Table Web 2" w:semiHidden="1" w:unhideWhenUsed="1"/>
+    <w:lsdException w:name="Table Web 3" w:semiHidden="1" w:unhideWhenUsed="1"/>
+    <w:lsdException w:name="Table Theme" w:semiHidden="1" w:unhideWhenUsed="1"/>
     <w:lsdException w:name="Placeholder Text" w:semiHidden="1" w:uiPriority="99"/>
     <w:lsdException w:name="No Spacing" w:uiPriority="1" w:qFormat="1"/>
     <w:lsdException w:name="Light Shading" w:uiPriority="60"/>
@@ -2611,11 +2647,15 @@
   </w:style>
   <w:style w:type="character" w:default="1" w:styleId="DefaultParagraphFont">
     <w:name w:val="Default Paragraph Font"/>
+    <w:uiPriority w:val="1"/>
     <w:semiHidden/>
+    <w:unhideWhenUsed/>
   </w:style>
   <w:style w:type="table" w:default="1" w:styleId="TableNormal">
     <w:name w:val="Normal Table"/>
+    <w:uiPriority w:val="99"/>
     <w:semiHidden/>
+    <w:unhideWhenUsed/>
     <w:tblPr>
       <w:tblInd w:w="0" w:type="dxa"/>
       <w:tblCellMar>
@@ -2628,7 +2668,9 @@
   </w:style>
   <w:style w:type="numbering" w:default="1" w:styleId="NoList">
     <w:name w:val="No List"/>
+    <w:uiPriority w:val="99"/>
     <w:semiHidden/>
+    <w:unhideWhenUsed/>
   </w:style>
   <w:style w:type="paragraph" w:styleId="BodyText">
     <w:name w:val="Body Text"/>
